--- a/SQL/3.9.1_Assignment.docx
+++ b/SQL/3.9.1_Assignment.docx
@@ -27,7 +27,7 @@
         <mc:AlternateContent>
           <mc:Choice Requires="wpg">
             <w:drawing>
-              <wp:inline distT="0" distB="0" distL="0" distR="0">
+              <wp:inline distT="0" distB="0" distL="0" distR="0" wp14:anchorId="7B6483AF" wp14:editId="5A1CC53C">
                 <wp:extent cx="5867399" cy="9525"/>
                 <wp:effectExtent l="0" t="0" r="0" b="0"/>
                 <wp:docPr id="1847" name="Group 1847"/>
@@ -189,6 +189,145 @@
     </w:p>
     <w:p>
       <w:pPr>
+        <w:spacing w:after="173" w:line="268" w:lineRule="auto"/>
+        <w:rPr>
+          <w:rFonts w:ascii="Arial" w:eastAsia="Arial" w:hAnsi="Arial" w:cs="Arial"/>
+        </w:rPr>
+      </w:pPr>
+    </w:p>
+    <w:p>
+      <w:pPr>
+        <w:spacing w:after="173" w:line="268" w:lineRule="auto"/>
+        <w:rPr>
+          <w:rFonts w:ascii="Arial" w:eastAsia="Arial" w:hAnsi="Arial" w:cs="Arial"/>
+        </w:rPr>
+      </w:pPr>
+      <w:r>
+        <w:rPr>
+          <w:rFonts w:ascii="Arial" w:eastAsia="Arial" w:hAnsi="Arial" w:cs="Arial"/>
+        </w:rPr>
+        <w:t xml:space="preserve">Where orders and customer gets joined and we need to customer data even with no order to make sure.. data displayed to understand how many customer available with no order dne so far.. we can use right join and </w:t>
+      </w:r>
+    </w:p>
+    <w:p>
+      <w:pPr>
+        <w:spacing w:after="173" w:line="268" w:lineRule="auto"/>
+      </w:pPr>
+      <w:r>
+        <w:drawing>
+          <wp:inline distT="0" distB="0" distL="0" distR="0" wp14:anchorId="111EE3CD" wp14:editId="359725DE">
+            <wp:extent cx="5861050" cy="1378585"/>
+            <wp:effectExtent l="0" t="0" r="6350" b="0"/>
+            <wp:docPr id="98804643" name="Picture 1"/>
+            <wp:cNvGraphicFramePr>
+              <a:graphicFrameLocks xmlns:a="http://schemas.openxmlformats.org/drawingml/2006/main" noChangeAspect="1"/>
+            </wp:cNvGraphicFramePr>
+            <a:graphic xmlns:a="http://schemas.openxmlformats.org/drawingml/2006/main">
+              <a:graphicData uri="http://schemas.openxmlformats.org/drawingml/2006/picture">
+                <pic:pic xmlns:pic="http://schemas.openxmlformats.org/drawingml/2006/picture">
+                  <pic:nvPicPr>
+                    <pic:cNvPr id="98804643" name=""/>
+                    <pic:cNvPicPr/>
+                  </pic:nvPicPr>
+                  <pic:blipFill>
+                    <a:blip r:embed="rId7"/>
+                    <a:stretch>
+                      <a:fillRect/>
+                    </a:stretch>
+                  </pic:blipFill>
+                  <pic:spPr>
+                    <a:xfrm>
+                      <a:off x="0" y="0"/>
+                      <a:ext cx="5861050" cy="1378585"/>
+                    </a:xfrm>
+                    <a:prstGeom prst="rect">
+                      <a:avLst/>
+                    </a:prstGeom>
+                  </pic:spPr>
+                </pic:pic>
+              </a:graphicData>
+            </a:graphic>
+          </wp:inline>
+        </w:drawing>
+      </w:r>
+    </w:p>
+    <w:p>
+      <w:pPr>
+        <w:spacing w:after="173" w:line="268" w:lineRule="auto"/>
+      </w:pPr>
+    </w:p>
+    <w:p>
+      <w:pPr>
+        <w:spacing w:after="173" w:line="268" w:lineRule="auto"/>
+      </w:pPr>
+      <w:r>
+        <w:t xml:space="preserve">SELECT </w:t>
+      </w:r>
+    </w:p>
+    <w:p>
+      <w:pPr>
+        <w:spacing w:after="173" w:line="268" w:lineRule="auto"/>
+      </w:pPr>
+      <w:r>
+        <w:t xml:space="preserve">    c.course_name,</w:t>
+      </w:r>
+    </w:p>
+    <w:p>
+      <w:pPr>
+        <w:spacing w:after="173" w:line="268" w:lineRule="auto"/>
+      </w:pPr>
+      <w:r>
+        <w:t xml:space="preserve">    COUNT(s.student_id) AS enrolled_count</w:t>
+      </w:r>
+    </w:p>
+    <w:p>
+      <w:pPr>
+        <w:spacing w:after="173" w:line="268" w:lineRule="auto"/>
+      </w:pPr>
+      <w:r>
+        <w:t>FROM Students s</w:t>
+      </w:r>
+    </w:p>
+    <w:p>
+      <w:pPr>
+        <w:spacing w:after="173" w:line="268" w:lineRule="auto"/>
+      </w:pPr>
+      <w:r>
+        <w:t xml:space="preserve">RIGHT JOIN Courses c </w:t>
+      </w:r>
+    </w:p>
+    <w:p>
+      <w:pPr>
+        <w:spacing w:after="173" w:line="268" w:lineRule="auto"/>
+      </w:pPr>
+      <w:r>
+        <w:t xml:space="preserve">    ON s.course_id = c.course_id</w:t>
+      </w:r>
+    </w:p>
+    <w:p>
+      <w:pPr>
+        <w:spacing w:after="173" w:line="268" w:lineRule="auto"/>
+      </w:pPr>
+      <w:r>
+        <w:t>GROUP BY c.course_name;</w:t>
+      </w:r>
+    </w:p>
+    <w:p>
+      <w:pPr>
+        <w:spacing w:after="173" w:line="268" w:lineRule="auto"/>
+      </w:pPr>
+    </w:p>
+    <w:p>
+      <w:pPr>
+        <w:spacing w:after="173" w:line="268" w:lineRule="auto"/>
+      </w:pPr>
+      <w:r>
+        <w:lastRenderedPageBreak/>
+        <w:t>I need to show course created in this list overall even with no students joined to make sure.. course list is intact as er expectation with no copurs left.</w:t>
+      </w:r>
+    </w:p>
+    <w:p>
+      <w:pPr>
         <w:spacing w:after="450"/>
         <w:ind w:left="60" w:right="-70"/>
       </w:pPr>
@@ -199,7 +338,7 @@
         <mc:AlternateContent>
           <mc:Choice Requires="wpg">
             <w:drawing>
-              <wp:inline distT="0" distB="0" distL="0" distR="0">
+              <wp:inline distT="0" distB="0" distL="0" distR="0" wp14:anchorId="1CC787F5" wp14:editId="2DB790D4">
                 <wp:extent cx="5867399" cy="9525"/>
                 <wp:effectExtent l="0" t="0" r="0" b="0"/>
                 <wp:docPr id="1848" name="Group 1848"/>
@@ -390,6 +529,48 @@
     </w:p>
     <w:p>
       <w:pPr>
+        <w:spacing w:after="173" w:line="268" w:lineRule="auto"/>
+      </w:pPr>
+      <w:r>
+        <w:drawing>
+          <wp:inline distT="0" distB="0" distL="0" distR="0" wp14:anchorId="5EFCF086" wp14:editId="3D7A0B48">
+            <wp:extent cx="5861050" cy="1613535"/>
+            <wp:effectExtent l="0" t="0" r="6350" b="5715"/>
+            <wp:docPr id="634386844" name="Picture 1"/>
+            <wp:cNvGraphicFramePr>
+              <a:graphicFrameLocks xmlns:a="http://schemas.openxmlformats.org/drawingml/2006/main" noChangeAspect="1"/>
+            </wp:cNvGraphicFramePr>
+            <a:graphic xmlns:a="http://schemas.openxmlformats.org/drawingml/2006/main">
+              <a:graphicData uri="http://schemas.openxmlformats.org/drawingml/2006/picture">
+                <pic:pic xmlns:pic="http://schemas.openxmlformats.org/drawingml/2006/picture">
+                  <pic:nvPicPr>
+                    <pic:cNvPr id="634386844" name=""/>
+                    <pic:cNvPicPr/>
+                  </pic:nvPicPr>
+                  <pic:blipFill>
+                    <a:blip r:embed="rId8"/>
+                    <a:stretch>
+                      <a:fillRect/>
+                    </a:stretch>
+                  </pic:blipFill>
+                  <pic:spPr>
+                    <a:xfrm>
+                      <a:off x="0" y="0"/>
+                      <a:ext cx="5861050" cy="1613535"/>
+                    </a:xfrm>
+                    <a:prstGeom prst="rect">
+                      <a:avLst/>
+                    </a:prstGeom>
+                  </pic:spPr>
+                </pic:pic>
+              </a:graphicData>
+            </a:graphic>
+          </wp:inline>
+        </w:drawing>
+      </w:r>
+    </w:p>
+    <w:p>
+      <w:pPr>
         <w:spacing w:after="450"/>
         <w:ind w:left="60" w:right="-70"/>
       </w:pPr>
@@ -400,7 +581,7 @@
         <mc:AlternateContent>
           <mc:Choice Requires="wpg">
             <w:drawing>
-              <wp:inline distT="0" distB="0" distL="0" distR="0">
+              <wp:inline distT="0" distB="0" distL="0" distR="0" wp14:anchorId="763BF226" wp14:editId="74C5938A">
                 <wp:extent cx="5867399" cy="9525"/>
                 <wp:effectExtent l="0" t="0" r="0" b="0"/>
                 <wp:docPr id="1849" name="Group 1849"/>
@@ -556,7 +737,7 @@
         <mc:AlternateContent>
           <mc:Choice Requires="wpg">
             <w:drawing>
-              <wp:inline distT="0" distB="0" distL="0" distR="0">
+              <wp:inline distT="0" distB="0" distL="0" distR="0" wp14:anchorId="5AB9F929" wp14:editId="2B98869E">
                 <wp:extent cx="5867399" cy="9525"/>
                 <wp:effectExtent l="0" t="0" r="0" b="0"/>
                 <wp:docPr id="1850" name="Group 1850"/>
@@ -762,12 +943,68 @@
       <w:pPr>
         <w:spacing w:after="175" w:line="268" w:lineRule="auto"/>
         <w:ind w:left="1090" w:hanging="10"/>
+        <w:rPr>
+          <w:rFonts w:ascii="Arial" w:eastAsia="Arial" w:hAnsi="Arial" w:cs="Arial"/>
+        </w:rPr>
       </w:pPr>
       <w:r>
         <w:rPr>
           <w:rFonts w:ascii="Arial" w:eastAsia="Arial" w:hAnsi="Arial" w:cs="Arial"/>
         </w:rPr>
         <w:t xml:space="preserve"> ○  status = 'Only in employees' / 'Only in timesheet' / 'Matched' </w:t>
+      </w:r>
+    </w:p>
+    <w:p>
+      <w:pPr>
+        <w:spacing w:after="175" w:line="268" w:lineRule="auto"/>
+        <w:ind w:left="1090" w:hanging="10"/>
+        <w:rPr>
+          <w:rFonts w:ascii="Arial" w:eastAsia="Arial" w:hAnsi="Arial" w:cs="Arial"/>
+        </w:rPr>
+      </w:pPr>
+    </w:p>
+    <w:p>
+      <w:pPr>
+        <w:spacing w:after="175" w:line="268" w:lineRule="auto"/>
+        <w:ind w:left="1090" w:hanging="10"/>
+      </w:pPr>
+      <w:r>
+        <w:lastRenderedPageBreak/>
+        <w:drawing>
+          <wp:inline distT="0" distB="0" distL="0" distR="0" wp14:anchorId="4D1FF9AD" wp14:editId="231126BC">
+            <wp:extent cx="5861050" cy="4852670"/>
+            <wp:effectExtent l="0" t="0" r="6350" b="5080"/>
+            <wp:docPr id="1271191823" name="Picture 1"/>
+            <wp:cNvGraphicFramePr>
+              <a:graphicFrameLocks xmlns:a="http://schemas.openxmlformats.org/drawingml/2006/main" noChangeAspect="1"/>
+            </wp:cNvGraphicFramePr>
+            <a:graphic xmlns:a="http://schemas.openxmlformats.org/drawingml/2006/main">
+              <a:graphicData uri="http://schemas.openxmlformats.org/drawingml/2006/picture">
+                <pic:pic xmlns:pic="http://schemas.openxmlformats.org/drawingml/2006/picture">
+                  <pic:nvPicPr>
+                    <pic:cNvPr id="1271191823" name=""/>
+                    <pic:cNvPicPr/>
+                  </pic:nvPicPr>
+                  <pic:blipFill>
+                    <a:blip r:embed="rId9"/>
+                    <a:stretch>
+                      <a:fillRect/>
+                    </a:stretch>
+                  </pic:blipFill>
+                  <pic:spPr>
+                    <a:xfrm>
+                      <a:off x="0" y="0"/>
+                      <a:ext cx="5861050" cy="4852670"/>
+                    </a:xfrm>
+                    <a:prstGeom prst="rect">
+                      <a:avLst/>
+                    </a:prstGeom>
+                  </pic:spPr>
+                </pic:pic>
+              </a:graphicData>
+            </a:graphic>
+          </wp:inline>
+        </w:drawing>
       </w:r>
     </w:p>
     <w:p>
@@ -782,7 +1019,7 @@
         <mc:AlternateContent>
           <mc:Choice Requires="wpg">
             <w:drawing>
-              <wp:inline distT="0" distB="0" distL="0" distR="0">
+              <wp:inline distT="0" distB="0" distL="0" distR="0" wp14:anchorId="15712462" wp14:editId="308D73EE">
                 <wp:extent cx="5867399" cy="9525"/>
                 <wp:effectExtent l="0" t="0" r="0" b="0"/>
                 <wp:docPr id="2240" name="Group 2240"/>
@@ -893,7 +1130,7 @@
         <mc:AlternateContent>
           <mc:Choice Requires="wpg">
             <w:drawing>
-              <wp:anchor distT="0" distB="0" distL="114300" distR="114300" simplePos="0" relativeHeight="251658240" behindDoc="0" locked="0" layoutInCell="1" allowOverlap="1">
+              <wp:anchor distT="0" distB="0" distL="114300" distR="114300" simplePos="0" relativeHeight="251658240" behindDoc="0" locked="0" layoutInCell="1" allowOverlap="1" wp14:anchorId="3DA5515F" wp14:editId="0A2F702C">
                 <wp:simplePos x="0" y="0"/>
                 <wp:positionH relativeFrom="page">
                   <wp:posOffset>952500</wp:posOffset>
@@ -1272,6 +1509,7 @@
                 <w:rFonts w:ascii="Arial" w:eastAsia="Arial" w:hAnsi="Arial" w:cs="Arial"/>
                 <w:b/>
               </w:rPr>
+              <w:lastRenderedPageBreak/>
               <w:t xml:space="preserve"> customer_id </w:t>
             </w:r>
           </w:p>
@@ -1528,6 +1766,53 @@
     </w:p>
     <w:p>
       <w:pPr>
+        <w:spacing w:after="9" w:line="268" w:lineRule="auto"/>
+      </w:pPr>
+      <w:r>
+        <w:drawing>
+          <wp:inline distT="0" distB="0" distL="0" distR="0" wp14:anchorId="769A5E22" wp14:editId="04D434DD">
+            <wp:extent cx="5861050" cy="1529080"/>
+            <wp:effectExtent l="0" t="0" r="6350" b="0"/>
+            <wp:docPr id="1353476675" name="Picture 1"/>
+            <wp:cNvGraphicFramePr>
+              <a:graphicFrameLocks xmlns:a="http://schemas.openxmlformats.org/drawingml/2006/main" noChangeAspect="1"/>
+            </wp:cNvGraphicFramePr>
+            <a:graphic xmlns:a="http://schemas.openxmlformats.org/drawingml/2006/main">
+              <a:graphicData uri="http://schemas.openxmlformats.org/drawingml/2006/picture">
+                <pic:pic xmlns:pic="http://schemas.openxmlformats.org/drawingml/2006/picture">
+                  <pic:nvPicPr>
+                    <pic:cNvPr id="1353476675" name=""/>
+                    <pic:cNvPicPr/>
+                  </pic:nvPicPr>
+                  <pic:blipFill>
+                    <a:blip r:embed="rId10"/>
+                    <a:stretch>
+                      <a:fillRect/>
+                    </a:stretch>
+                  </pic:blipFill>
+                  <pic:spPr>
+                    <a:xfrm>
+                      <a:off x="0" y="0"/>
+                      <a:ext cx="5861050" cy="1529080"/>
+                    </a:xfrm>
+                    <a:prstGeom prst="rect">
+                      <a:avLst/>
+                    </a:prstGeom>
+                  </pic:spPr>
+                </pic:pic>
+              </a:graphicData>
+            </a:graphic>
+          </wp:inline>
+        </w:drawing>
+      </w:r>
+    </w:p>
+    <w:p>
+      <w:pPr>
+        <w:spacing w:after="9" w:line="268" w:lineRule="auto"/>
+      </w:pPr>
+    </w:p>
+    <w:p>
+      <w:pPr>
         <w:numPr>
           <w:ilvl w:val="0"/>
           <w:numId w:val="1"/>
@@ -1548,15 +1833,49 @@
       <w:pPr>
         <w:spacing w:after="0" w:line="268" w:lineRule="auto"/>
         <w:ind w:left="-5" w:hanging="10"/>
-      </w:pPr>
-      <w:r>
         <w:rPr>
           <w:rFonts w:ascii="Arial" w:eastAsia="Arial" w:hAnsi="Arial" w:cs="Arial"/>
           <w:b/>
           <w:sz w:val="26"/>
         </w:rPr>
-        <w:lastRenderedPageBreak/>
+      </w:pPr>
+      <w:r>
+        <w:rPr>
+          <w:rFonts w:ascii="Arial" w:eastAsia="Arial" w:hAnsi="Arial" w:cs="Arial"/>
+          <w:b/>
+          <w:sz w:val="26"/>
+        </w:rPr>
         <w:t xml:space="preserve"> queries and explain their outputs using the same tables. </w:t>
+      </w:r>
+    </w:p>
+    <w:p>
+      <w:pPr>
+        <w:spacing w:after="0" w:line="268" w:lineRule="auto"/>
+        <w:ind w:left="-5" w:hanging="10"/>
+        <w:rPr>
+          <w:rFonts w:ascii="Arial" w:eastAsia="Arial" w:hAnsi="Arial" w:cs="Arial"/>
+          <w:b/>
+          <w:sz w:val="26"/>
+        </w:rPr>
+      </w:pPr>
+    </w:p>
+    <w:p>
+      <w:pPr>
+        <w:spacing w:after="0" w:line="268" w:lineRule="auto"/>
+        <w:ind w:left="-5" w:hanging="10"/>
+        <w:rPr>
+          <w:u w:val="single"/>
+        </w:rPr>
+      </w:pPr>
+      <w:r>
+        <w:rPr>
+          <w:rFonts w:ascii="Arial" w:eastAsia="Arial" w:hAnsi="Arial" w:cs="Arial"/>
+          <w:b/>
+          <w:sz w:val="26"/>
+          <w:highlight w:val="yellow"/>
+          <w:u w:val="single"/>
+        </w:rPr>
+        <w:t>Taken only data in right table and only matching data frmleft table where in full join matching data gets tagged once and all data from left and right even its matched gets accumulated in full join</w:t>
       </w:r>
     </w:p>
     <w:p>
@@ -1571,7 +1890,7 @@
         <mc:AlternateContent>
           <mc:Choice Requires="wpg">
             <w:drawing>
-              <wp:inline distT="0" distB="0" distL="0" distR="0">
+              <wp:inline distT="0" distB="0" distL="0" distR="0" wp14:anchorId="58EF0679" wp14:editId="64D83C87">
                 <wp:extent cx="5867399" cy="9525"/>
                 <wp:effectExtent l="0" t="0" r="0" b="0"/>
                 <wp:docPr id="1805" name="Group 1805"/>
@@ -1674,6 +1993,9 @@
       <w:pPr>
         <w:spacing w:after="179" w:line="268" w:lineRule="auto"/>
         <w:ind w:left="10" w:hanging="10"/>
+        <w:rPr>
+          <w:rFonts w:ascii="Arial" w:eastAsia="Arial" w:hAnsi="Arial" w:cs="Arial"/>
+        </w:rPr>
       </w:pPr>
       <w:r>
         <w:rPr>
@@ -1699,6 +2021,50 @@
           <w:rFonts w:ascii="Arial" w:eastAsia="Arial" w:hAnsi="Arial" w:cs="Arial"/>
         </w:rPr>
         <w:t xml:space="preserve"> clause to filter out matched rows. </w:t>
+      </w:r>
+    </w:p>
+    <w:p>
+      <w:pPr>
+        <w:spacing w:after="179" w:line="268" w:lineRule="auto"/>
+        <w:ind w:left="10" w:hanging="10"/>
+      </w:pPr>
+      <w:r>
+        <w:lastRenderedPageBreak/>
+        <w:drawing>
+          <wp:inline distT="0" distB="0" distL="0" distR="0" wp14:anchorId="58340D97" wp14:editId="6C0D92AF">
+            <wp:extent cx="5861050" cy="1431925"/>
+            <wp:effectExtent l="0" t="0" r="6350" b="0"/>
+            <wp:docPr id="776795272" name="Picture 1"/>
+            <wp:cNvGraphicFramePr>
+              <a:graphicFrameLocks xmlns:a="http://schemas.openxmlformats.org/drawingml/2006/main" noChangeAspect="1"/>
+            </wp:cNvGraphicFramePr>
+            <a:graphic xmlns:a="http://schemas.openxmlformats.org/drawingml/2006/main">
+              <a:graphicData uri="http://schemas.openxmlformats.org/drawingml/2006/picture">
+                <pic:pic xmlns:pic="http://schemas.openxmlformats.org/drawingml/2006/picture">
+                  <pic:nvPicPr>
+                    <pic:cNvPr id="776795272" name=""/>
+                    <pic:cNvPicPr/>
+                  </pic:nvPicPr>
+                  <pic:blipFill>
+                    <a:blip r:embed="rId11"/>
+                    <a:stretch>
+                      <a:fillRect/>
+                    </a:stretch>
+                  </pic:blipFill>
+                  <pic:spPr>
+                    <a:xfrm>
+                      <a:off x="0" y="0"/>
+                      <a:ext cx="5861050" cy="1431925"/>
+                    </a:xfrm>
+                    <a:prstGeom prst="rect">
+                      <a:avLst/>
+                    </a:prstGeom>
+                  </pic:spPr>
+                </pic:pic>
+              </a:graphicData>
+            </a:graphic>
+          </wp:inline>
+        </w:drawing>
       </w:r>
     </w:p>
     <w:p>
@@ -1713,7 +2079,7 @@
         <mc:AlternateContent>
           <mc:Choice Requires="wpg">
             <w:drawing>
-              <wp:inline distT="0" distB="0" distL="0" distR="0">
+              <wp:inline distT="0" distB="0" distL="0" distR="0" wp14:anchorId="5696E873" wp14:editId="766062B5">
                 <wp:extent cx="5867399" cy="9525"/>
                 <wp:effectExtent l="0" t="0" r="0" b="0"/>
                 <wp:docPr id="1806" name="Group 1806"/>
@@ -1848,13 +2214,278 @@
       <w:pPr>
         <w:spacing w:after="175" w:line="265" w:lineRule="auto"/>
         <w:ind w:left="730" w:hanging="10"/>
-      </w:pPr>
-      <w:r>
         <w:rPr>
           <w:rFonts w:ascii="Arial" w:eastAsia="Arial" w:hAnsi="Arial" w:cs="Arial"/>
           <w:b/>
         </w:rPr>
+      </w:pPr>
+      <w:r>
+        <w:rPr>
+          <w:rFonts w:ascii="Arial" w:eastAsia="Arial" w:hAnsi="Arial" w:cs="Arial"/>
+          <w:b/>
+        </w:rPr>
         <w:t xml:space="preserve"> Compare the output and explain what differences you see. </w:t>
+      </w:r>
+    </w:p>
+    <w:p>
+      <w:pPr>
+        <w:spacing w:after="175" w:line="265" w:lineRule="auto"/>
+        <w:ind w:left="730" w:hanging="10"/>
+        <w:rPr>
+          <w:rFonts w:ascii="Arial" w:eastAsia="Arial" w:hAnsi="Arial" w:cs="Arial"/>
+          <w:b/>
+        </w:rPr>
+      </w:pPr>
+    </w:p>
+    <w:p>
+      <w:pPr>
+        <w:spacing w:after="175" w:line="265" w:lineRule="auto"/>
+        <w:ind w:left="730" w:hanging="10"/>
+        <w:rPr>
+          <w:rFonts w:ascii="Arial" w:eastAsia="Arial" w:hAnsi="Arial" w:cs="Arial"/>
+          <w:b/>
+        </w:rPr>
+      </w:pPr>
+      <w:r>
+        <w:rPr>
+          <w:rFonts w:ascii="Arial" w:eastAsia="Arial" w:hAnsi="Arial" w:cs="Arial"/>
+          <w:b/>
+        </w:rPr>
+        <w:t>Full join :</w:t>
+      </w:r>
+    </w:p>
+    <w:p>
+      <w:pPr>
+        <w:spacing w:after="175" w:line="265" w:lineRule="auto"/>
+        <w:ind w:left="730" w:hanging="10"/>
+        <w:rPr>
+          <w:rFonts w:ascii="Arial" w:eastAsia="Arial" w:hAnsi="Arial" w:cs="Arial"/>
+          <w:b/>
+        </w:rPr>
+      </w:pPr>
+    </w:p>
+    <w:p>
+      <w:pPr>
+        <w:spacing w:after="175" w:line="265" w:lineRule="auto"/>
+        <w:ind w:left="730" w:hanging="10"/>
+      </w:pPr>
+      <w:r>
+        <w:drawing>
+          <wp:inline distT="0" distB="0" distL="0" distR="0" wp14:anchorId="6E10E446" wp14:editId="136CA6E5">
+            <wp:extent cx="5861050" cy="1611630"/>
+            <wp:effectExtent l="0" t="0" r="6350" b="7620"/>
+            <wp:docPr id="354620959" name="Picture 1"/>
+            <wp:cNvGraphicFramePr>
+              <a:graphicFrameLocks xmlns:a="http://schemas.openxmlformats.org/drawingml/2006/main" noChangeAspect="1"/>
+            </wp:cNvGraphicFramePr>
+            <a:graphic xmlns:a="http://schemas.openxmlformats.org/drawingml/2006/main">
+              <a:graphicData uri="http://schemas.openxmlformats.org/drawingml/2006/picture">
+                <pic:pic xmlns:pic="http://schemas.openxmlformats.org/drawingml/2006/picture">
+                  <pic:nvPicPr>
+                    <pic:cNvPr id="354620959" name=""/>
+                    <pic:cNvPicPr/>
+                  </pic:nvPicPr>
+                  <pic:blipFill>
+                    <a:blip r:embed="rId12"/>
+                    <a:stretch>
+                      <a:fillRect/>
+                    </a:stretch>
+                  </pic:blipFill>
+                  <pic:spPr>
+                    <a:xfrm>
+                      <a:off x="0" y="0"/>
+                      <a:ext cx="5861050" cy="1611630"/>
+                    </a:xfrm>
+                    <a:prstGeom prst="rect">
+                      <a:avLst/>
+                    </a:prstGeom>
+                  </pic:spPr>
+                </pic:pic>
+              </a:graphicData>
+            </a:graphic>
+          </wp:inline>
+        </w:drawing>
+      </w:r>
+    </w:p>
+    <w:p>
+      <w:pPr>
+        <w:spacing w:after="175" w:line="265" w:lineRule="auto"/>
+        <w:ind w:left="730" w:hanging="10"/>
+      </w:pPr>
+    </w:p>
+    <w:p>
+      <w:pPr>
+        <w:spacing w:after="175" w:line="265" w:lineRule="auto"/>
+        <w:ind w:left="730" w:hanging="10"/>
+      </w:pPr>
+      <w:r>
+        <w:t>Right Join :</w:t>
+      </w:r>
+    </w:p>
+    <w:p>
+      <w:pPr>
+        <w:spacing w:after="175" w:line="265" w:lineRule="auto"/>
+        <w:ind w:left="730" w:hanging="10"/>
+      </w:pPr>
+    </w:p>
+    <w:p>
+      <w:pPr>
+        <w:spacing w:after="175" w:line="265" w:lineRule="auto"/>
+        <w:ind w:left="730" w:hanging="10"/>
+      </w:pPr>
+      <w:r>
+        <w:lastRenderedPageBreak/>
+        <w:drawing>
+          <wp:inline distT="0" distB="0" distL="0" distR="0" wp14:anchorId="6D1F940F" wp14:editId="0842BB50">
+            <wp:extent cx="5861050" cy="1296035"/>
+            <wp:effectExtent l="0" t="0" r="6350" b="0"/>
+            <wp:docPr id="423407039" name="Picture 1"/>
+            <wp:cNvGraphicFramePr>
+              <a:graphicFrameLocks xmlns:a="http://schemas.openxmlformats.org/drawingml/2006/main" noChangeAspect="1"/>
+            </wp:cNvGraphicFramePr>
+            <a:graphic xmlns:a="http://schemas.openxmlformats.org/drawingml/2006/main">
+              <a:graphicData uri="http://schemas.openxmlformats.org/drawingml/2006/picture">
+                <pic:pic xmlns:pic="http://schemas.openxmlformats.org/drawingml/2006/picture">
+                  <pic:nvPicPr>
+                    <pic:cNvPr id="423407039" name=""/>
+                    <pic:cNvPicPr/>
+                  </pic:nvPicPr>
+                  <pic:blipFill>
+                    <a:blip r:embed="rId13"/>
+                    <a:stretch>
+                      <a:fillRect/>
+                    </a:stretch>
+                  </pic:blipFill>
+                  <pic:spPr>
+                    <a:xfrm>
+                      <a:off x="0" y="0"/>
+                      <a:ext cx="5861050" cy="1296035"/>
+                    </a:xfrm>
+                    <a:prstGeom prst="rect">
+                      <a:avLst/>
+                    </a:prstGeom>
+                  </pic:spPr>
+                </pic:pic>
+              </a:graphicData>
+            </a:graphic>
+          </wp:inline>
+        </w:drawing>
+      </w:r>
+    </w:p>
+    <w:p>
+      <w:pPr>
+        <w:spacing w:after="175" w:line="265" w:lineRule="auto"/>
+        <w:ind w:left="730" w:hanging="10"/>
+      </w:pPr>
+    </w:p>
+    <w:p>
+      <w:pPr>
+        <w:spacing w:after="175" w:line="265" w:lineRule="auto"/>
+        <w:ind w:left="730" w:hanging="10"/>
+      </w:pPr>
+      <w:r>
+        <w:t>Inner join :</w:t>
+      </w:r>
+    </w:p>
+    <w:p>
+      <w:pPr>
+        <w:spacing w:after="175" w:line="265" w:lineRule="auto"/>
+        <w:ind w:left="730" w:hanging="10"/>
+      </w:pPr>
+      <w:r>
+        <w:drawing>
+          <wp:inline distT="0" distB="0" distL="0" distR="0" wp14:anchorId="6D03585B" wp14:editId="4FADB198">
+            <wp:extent cx="5861050" cy="903605"/>
+            <wp:effectExtent l="0" t="0" r="6350" b="0"/>
+            <wp:docPr id="111477721" name="Picture 1"/>
+            <wp:cNvGraphicFramePr>
+              <a:graphicFrameLocks xmlns:a="http://schemas.openxmlformats.org/drawingml/2006/main" noChangeAspect="1"/>
+            </wp:cNvGraphicFramePr>
+            <a:graphic xmlns:a="http://schemas.openxmlformats.org/drawingml/2006/main">
+              <a:graphicData uri="http://schemas.openxmlformats.org/drawingml/2006/picture">
+                <pic:pic xmlns:pic="http://schemas.openxmlformats.org/drawingml/2006/picture">
+                  <pic:nvPicPr>
+                    <pic:cNvPr id="111477721" name=""/>
+                    <pic:cNvPicPr/>
+                  </pic:nvPicPr>
+                  <pic:blipFill>
+                    <a:blip r:embed="rId14"/>
+                    <a:stretch>
+                      <a:fillRect/>
+                    </a:stretch>
+                  </pic:blipFill>
+                  <pic:spPr>
+                    <a:xfrm>
+                      <a:off x="0" y="0"/>
+                      <a:ext cx="5861050" cy="903605"/>
+                    </a:xfrm>
+                    <a:prstGeom prst="rect">
+                      <a:avLst/>
+                    </a:prstGeom>
+                  </pic:spPr>
+                </pic:pic>
+              </a:graphicData>
+            </a:graphic>
+          </wp:inline>
+        </w:drawing>
+      </w:r>
+    </w:p>
+    <w:p>
+      <w:pPr>
+        <w:spacing w:after="175" w:line="265" w:lineRule="auto"/>
+        <w:ind w:left="730" w:hanging="10"/>
+      </w:pPr>
+    </w:p>
+    <w:p>
+      <w:pPr>
+        <w:spacing w:after="175" w:line="265" w:lineRule="auto"/>
+        <w:ind w:left="730" w:hanging="10"/>
+      </w:pPr>
+      <w:r>
+        <w:t>Left Join :</w:t>
+      </w:r>
+    </w:p>
+    <w:p>
+      <w:pPr>
+        <w:spacing w:after="175" w:line="265" w:lineRule="auto"/>
+        <w:ind w:left="730" w:hanging="10"/>
+      </w:pPr>
+      <w:r>
+        <w:drawing>
+          <wp:inline distT="0" distB="0" distL="0" distR="0" wp14:anchorId="13A3B5C4" wp14:editId="772A3330">
+            <wp:extent cx="5861050" cy="1204595"/>
+            <wp:effectExtent l="0" t="0" r="6350" b="0"/>
+            <wp:docPr id="1127500902" name="Picture 1"/>
+            <wp:cNvGraphicFramePr>
+              <a:graphicFrameLocks xmlns:a="http://schemas.openxmlformats.org/drawingml/2006/main" noChangeAspect="1"/>
+            </wp:cNvGraphicFramePr>
+            <a:graphic xmlns:a="http://schemas.openxmlformats.org/drawingml/2006/main">
+              <a:graphicData uri="http://schemas.openxmlformats.org/drawingml/2006/picture">
+                <pic:pic xmlns:pic="http://schemas.openxmlformats.org/drawingml/2006/picture">
+                  <pic:nvPicPr>
+                    <pic:cNvPr id="1127500902" name=""/>
+                    <pic:cNvPicPr/>
+                  </pic:nvPicPr>
+                  <pic:blipFill>
+                    <a:blip r:embed="rId15"/>
+                    <a:stretch>
+                      <a:fillRect/>
+                    </a:stretch>
+                  </pic:blipFill>
+                  <pic:spPr>
+                    <a:xfrm>
+                      <a:off x="0" y="0"/>
+                      <a:ext cx="5861050" cy="1204595"/>
+                    </a:xfrm>
+                    <a:prstGeom prst="rect">
+                      <a:avLst/>
+                    </a:prstGeom>
+                  </pic:spPr>
+                </pic:pic>
+              </a:graphicData>
+            </a:graphic>
+          </wp:inline>
+        </w:drawing>
       </w:r>
     </w:p>
     <w:p>
@@ -1869,7 +2500,7 @@
         <mc:AlternateContent>
           <mc:Choice Requires="wpg">
             <w:drawing>
-              <wp:inline distT="0" distB="0" distL="0" distR="0">
+              <wp:inline distT="0" distB="0" distL="0" distR="0" wp14:anchorId="6AB7BF46" wp14:editId="2631D4A5">
                 <wp:extent cx="5867399" cy="9525"/>
                 <wp:effectExtent l="0" t="0" r="0" b="0"/>
                 <wp:docPr id="1807" name="Group 1807"/>
@@ -1951,9 +2582,9 @@
       </w:r>
     </w:p>
     <w:sectPr>
-      <w:headerReference w:type="even" r:id="rId7"/>
-      <w:headerReference w:type="default" r:id="rId8"/>
-      <w:headerReference w:type="first" r:id="rId9"/>
+      <w:headerReference w:type="even" r:id="rId16"/>
+      <w:headerReference w:type="default" r:id="rId17"/>
+      <w:headerReference w:type="first" r:id="rId18"/>
       <w:pgSz w:w="12240" w:h="15840"/>
       <w:pgMar w:top="1495" w:right="1570" w:bottom="2342" w:left="1440" w:header="174" w:footer="720" w:gutter="0"/>
       <w:cols w:space="720"/>
@@ -2024,7 +2655,7 @@
         <w:noProof/>
       </w:rPr>
       <w:drawing>
-        <wp:anchor distT="0" distB="0" distL="114300" distR="114300" simplePos="0" relativeHeight="251658240" behindDoc="0" locked="0" layoutInCell="1" allowOverlap="0">
+        <wp:anchor distT="0" distB="0" distL="114300" distR="114300" simplePos="0" relativeHeight="251658240" behindDoc="0" locked="0" layoutInCell="1" allowOverlap="0" wp14:anchorId="480F60F8" wp14:editId="1107D8B2">
           <wp:simplePos x="0" y="0"/>
           <wp:positionH relativeFrom="page">
             <wp:posOffset>5467350</wp:posOffset>
@@ -2081,7 +2712,7 @@
         <w:noProof/>
       </w:rPr>
       <w:drawing>
-        <wp:anchor distT="0" distB="0" distL="114300" distR="114300" simplePos="0" relativeHeight="251659264" behindDoc="0" locked="0" layoutInCell="1" allowOverlap="0">
+        <wp:anchor distT="0" distB="0" distL="114300" distR="114300" simplePos="0" relativeHeight="251659264" behindDoc="0" locked="0" layoutInCell="1" allowOverlap="0" wp14:anchorId="7510ECE4" wp14:editId="255CEAEE">
           <wp:simplePos x="0" y="0"/>
           <wp:positionH relativeFrom="page">
             <wp:posOffset>5467350</wp:posOffset>
@@ -2138,7 +2769,7 @@
         <w:noProof/>
       </w:rPr>
       <w:drawing>
-        <wp:anchor distT="0" distB="0" distL="114300" distR="114300" simplePos="0" relativeHeight="251660288" behindDoc="0" locked="0" layoutInCell="1" allowOverlap="0">
+        <wp:anchor distT="0" distB="0" distL="114300" distR="114300" simplePos="0" relativeHeight="251660288" behindDoc="0" locked="0" layoutInCell="1" allowOverlap="0" wp14:anchorId="78AD68ED" wp14:editId="2F9F3C57">
           <wp:simplePos x="0" y="0"/>
           <wp:positionH relativeFrom="page">
             <wp:posOffset>5467350</wp:posOffset>
